--- a/docs-Fall2025/Documents/User/Basic Tutorial.docx
+++ b/docs-Fall2025/Documents/User/Basic Tutorial.docx
@@ -4,100 +4,47 @@
   <w:body>
     <w:p>
       <w:pPr>
-        <w:spacing w:before="100" w:beforeAutospacing="1" w:after="100" w:afterAutospacing="1" w:line="240" w:lineRule="auto"/>
-        <w:outlineLvl w:val="2"/>
-        <w:rPr>
-          <w:rFonts w:ascii="Times New Roman" w:eastAsia="Times New Roman" w:hAnsi="Times New Roman" w:cs="Times New Roman"/>
-          <w:kern w:val="0"/>
-          <w:sz w:val="27"/>
-          <w:szCs w:val="27"/>
-          <w14:ligatures w14:val="none"/>
-        </w:rPr>
+        <w:ind w:left="720" w:hanging="360"/>
+        <w:jc w:val="center"/>
       </w:pPr>
       <w:r>
-        <w:rPr>
-          <w:rFonts w:ascii="Times New Roman" w:eastAsia="Times New Roman" w:hAnsi="Times New Roman" w:cs="Times New Roman"/>
-          <w:kern w:val="0"/>
-          <w:sz w:val="27"/>
-          <w:szCs w:val="27"/>
-          <w14:ligatures w14:val="none"/>
-        </w:rPr>
-        <w:t>1. Accessing the Application</w:t>
+        <w:t>Usage for User</w:t>
       </w:r>
     </w:p>
     <w:p>
       <w:pPr>
+        <w:pStyle w:val="ListParagraph"/>
         <w:numPr>
           <w:ilvl w:val="0"/>
-          <w:numId w:val="1"/>
+          <w:numId w:val="2"/>
         </w:numPr>
-        <w:spacing w:before="100" w:beforeAutospacing="1" w:after="100" w:afterAutospacing="1" w:line="240" w:lineRule="auto"/>
-        <w:rPr>
-          <w:rFonts w:ascii="Times New Roman" w:eastAsia="Times New Roman" w:hAnsi="Times New Roman" w:cs="Times New Roman"/>
-          <w:kern w:val="0"/>
-          <w14:ligatures w14:val="none"/>
-        </w:rPr>
       </w:pPr>
       <w:r>
-        <w:rPr>
-          <w:rFonts w:ascii="Times New Roman" w:eastAsia="Times New Roman" w:hAnsi="Times New Roman" w:cs="Times New Roman"/>
-          <w:kern w:val="0"/>
-          <w14:ligatures w14:val="none"/>
-        </w:rPr>
-        <w:t>Open your web browser and go to</w:t>
-      </w:r>
-      <w:r>
-        <w:rPr>
-          <w:rFonts w:ascii="Times New Roman" w:eastAsia="Times New Roman" w:hAnsi="Times New Roman" w:cs="Times New Roman"/>
-          <w:kern w:val="0"/>
-          <w14:ligatures w14:val="none"/>
-        </w:rPr>
-        <w:t xml:space="preserve"> website. You will see the login page.</w:t>
+        <w:t>Log in to the website. If you don’t have an account, click the link to create one. If you have an account but you forgot your password, click the link to reset password</w:t>
       </w:r>
     </w:p>
     <w:p>
       <w:pPr>
+        <w:pStyle w:val="ListParagraph"/>
         <w:numPr>
           <w:ilvl w:val="0"/>
-          <w:numId w:val="1"/>
+          <w:numId w:val="2"/>
         </w:numPr>
-        <w:spacing w:before="100" w:beforeAutospacing="1" w:after="100" w:afterAutospacing="1" w:line="240" w:lineRule="auto"/>
-        <w:rPr>
-          <w:rFonts w:ascii="Times New Roman" w:eastAsia="Times New Roman" w:hAnsi="Times New Roman" w:cs="Times New Roman"/>
-          <w:kern w:val="0"/>
-          <w14:ligatures w14:val="none"/>
-        </w:rPr>
       </w:pPr>
       <w:r>
-        <w:rPr>
-          <w:rFonts w:ascii="Times New Roman" w:eastAsia="Times New Roman" w:hAnsi="Times New Roman" w:cs="Times New Roman"/>
-          <w:kern w:val="0"/>
-          <w14:ligatures w14:val="none"/>
-        </w:rPr>
-        <w:t>You can sign in using your institutional account.</w:t>
+        <w:t xml:space="preserve">In the dashboard, you can change the major by using the dropdown. </w:t>
       </w:r>
     </w:p>
     <w:p>
       <w:pPr>
-        <w:spacing w:before="100" w:beforeAutospacing="1" w:after="100" w:afterAutospacing="1" w:line="240" w:lineRule="auto"/>
-        <w:outlineLvl w:val="2"/>
-        <w:rPr>
-          <w:rFonts w:ascii="Times New Roman" w:eastAsia="Times New Roman" w:hAnsi="Times New Roman" w:cs="Times New Roman"/>
-          <w:kern w:val="0"/>
-          <w:sz w:val="27"/>
-          <w:szCs w:val="27"/>
-          <w14:ligatures w14:val="none"/>
-        </w:rPr>
+        <w:pStyle w:val="ListParagraph"/>
+        <w:numPr>
+          <w:ilvl w:val="0"/>
+          <w:numId w:val="2"/>
+        </w:numPr>
       </w:pPr>
       <w:r>
-        <w:rPr>
-          <w:rFonts w:ascii="Times New Roman" w:eastAsia="Times New Roman" w:hAnsi="Times New Roman" w:cs="Times New Roman"/>
-          <w:kern w:val="0"/>
-          <w:sz w:val="27"/>
-          <w:szCs w:val="27"/>
-          <w14:ligatures w14:val="none"/>
-        </w:rPr>
-        <w:t>2. Navigating the Dashboard</w:t>
+        <w:t>You can click on the Recommend Course link to see 3000/4000 level courses for the each major.</w:t>
       </w:r>
     </w:p>
     <w:p>
@@ -105,30 +52,11 @@
         <w:pStyle w:val="ListParagraph"/>
         <w:numPr>
           <w:ilvl w:val="0"/>
-          <w:numId w:val="1"/>
+          <w:numId w:val="2"/>
         </w:numPr>
-        <w:spacing w:before="100" w:beforeAutospacing="1" w:after="100" w:afterAutospacing="1" w:line="240" w:lineRule="auto"/>
-        <w:rPr>
-          <w:rFonts w:ascii="Times New Roman" w:eastAsia="Times New Roman" w:hAnsi="Times New Roman" w:cs="Times New Roman"/>
-          <w:kern w:val="0"/>
-          <w14:ligatures w14:val="none"/>
-        </w:rPr>
       </w:pPr>
       <w:r>
-        <w:rPr>
-          <w:rFonts w:ascii="Times New Roman" w:eastAsia="Times New Roman" w:hAnsi="Times New Roman" w:cs="Times New Roman"/>
-          <w:kern w:val="0"/>
-          <w14:ligatures w14:val="none"/>
-        </w:rPr>
-        <w:t>After logging in, you’ll see the Dashboard</w:t>
-      </w:r>
-      <w:r>
-        <w:rPr>
-          <w:rFonts w:ascii="Times New Roman" w:eastAsia="Times New Roman" w:hAnsi="Times New Roman" w:cs="Times New Roman"/>
-          <w:kern w:val="0"/>
-          <w14:ligatures w14:val="none"/>
-        </w:rPr>
-        <w:t xml:space="preserve">. You will see your information in the student information portion. </w:t>
+        <w:t xml:space="preserve">You can click on the Roadmap to see the visualize of the job posting for each major. When you click the major that you want to choose, it will show the job posting. When you click the job posting, it will show the technical skill of that job postings. Then, you can click on the technical skill to show the classes that you need to take. </w:t>
       </w:r>
     </w:p>
     <w:p>
@@ -136,45 +64,11 @@
         <w:pStyle w:val="ListParagraph"/>
         <w:numPr>
           <w:ilvl w:val="0"/>
-          <w:numId w:val="1"/>
+          <w:numId w:val="2"/>
         </w:numPr>
-        <w:spacing w:before="100" w:beforeAutospacing="1" w:after="100" w:afterAutospacing="1" w:line="240" w:lineRule="auto"/>
-        <w:rPr>
-          <w:rFonts w:ascii="Times New Roman" w:eastAsia="Times New Roman" w:hAnsi="Times New Roman" w:cs="Times New Roman"/>
-          <w:kern w:val="0"/>
-          <w14:ligatures w14:val="none"/>
-        </w:rPr>
       </w:pPr>
       <w:r>
-        <w:rPr>
-          <w:rFonts w:ascii="Times New Roman" w:eastAsia="Times New Roman" w:hAnsi="Times New Roman" w:cs="Times New Roman"/>
-          <w:kern w:val="0"/>
-          <w14:ligatures w14:val="none"/>
-        </w:rPr>
-        <w:t>In the Course portion, click on the roadmap link to see explore the majors, courses, jobs.</w:t>
-      </w:r>
-    </w:p>
-    <w:p>
-      <w:pPr>
-        <w:pStyle w:val="ListParagraph"/>
-        <w:numPr>
-          <w:ilvl w:val="0"/>
-          <w:numId w:val="1"/>
-        </w:numPr>
-        <w:spacing w:before="100" w:beforeAutospacing="1" w:after="100" w:afterAutospacing="1" w:line="240" w:lineRule="auto"/>
-        <w:rPr>
-          <w:rFonts w:ascii="Times New Roman" w:eastAsia="Times New Roman" w:hAnsi="Times New Roman" w:cs="Times New Roman"/>
-          <w:kern w:val="0"/>
-          <w14:ligatures w14:val="none"/>
-        </w:rPr>
-      </w:pPr>
-      <w:r>
-        <w:rPr>
-          <w:rFonts w:ascii="Times New Roman" w:eastAsia="Times New Roman" w:hAnsi="Times New Roman" w:cs="Times New Roman"/>
-          <w:kern w:val="0"/>
-          <w14:ligatures w14:val="none"/>
-        </w:rPr>
-        <w:t>The dropdown will have logout button. Click on it when you sign out.</w:t>
+        <w:t>The logout is located in the upper right corner of the Dashboard.</w:t>
       </w:r>
     </w:p>
     <w:p>
@@ -350,8 +244,100 @@
       </w:rPr>
     </w:lvl>
   </w:abstractNum>
+  <w:abstractNum w:abstractNumId="1" w15:restartNumberingAfterBreak="0">
+    <w:nsid w:val="73794037"/>
+    <w:multiLevelType w:val="hybridMultilevel"/>
+    <w:tmpl w:val="5058C728"/>
+    <w:lvl w:ilvl="0" w:tplc="0409000F">
+      <w:start w:val="1"/>
+      <w:numFmt w:val="decimal"/>
+      <w:lvlText w:val="%1."/>
+      <w:lvlJc w:val="left"/>
+      <w:pPr>
+        <w:ind w:left="720" w:hanging="360"/>
+      </w:pPr>
+      <w:rPr>
+        <w:rFonts w:hint="default"/>
+      </w:rPr>
+    </w:lvl>
+    <w:lvl w:ilvl="1" w:tplc="04090019" w:tentative="1">
+      <w:start w:val="1"/>
+      <w:numFmt w:val="lowerLetter"/>
+      <w:lvlText w:val="%2."/>
+      <w:lvlJc w:val="left"/>
+      <w:pPr>
+        <w:ind w:left="1440" w:hanging="360"/>
+      </w:pPr>
+    </w:lvl>
+    <w:lvl w:ilvl="2" w:tplc="0409001B" w:tentative="1">
+      <w:start w:val="1"/>
+      <w:numFmt w:val="lowerRoman"/>
+      <w:lvlText w:val="%3."/>
+      <w:lvlJc w:val="right"/>
+      <w:pPr>
+        <w:ind w:left="2160" w:hanging="180"/>
+      </w:pPr>
+    </w:lvl>
+    <w:lvl w:ilvl="3" w:tplc="0409000F" w:tentative="1">
+      <w:start w:val="1"/>
+      <w:numFmt w:val="decimal"/>
+      <w:lvlText w:val="%4."/>
+      <w:lvlJc w:val="left"/>
+      <w:pPr>
+        <w:ind w:left="2880" w:hanging="360"/>
+      </w:pPr>
+    </w:lvl>
+    <w:lvl w:ilvl="4" w:tplc="04090019" w:tentative="1">
+      <w:start w:val="1"/>
+      <w:numFmt w:val="lowerLetter"/>
+      <w:lvlText w:val="%5."/>
+      <w:lvlJc w:val="left"/>
+      <w:pPr>
+        <w:ind w:left="3600" w:hanging="360"/>
+      </w:pPr>
+    </w:lvl>
+    <w:lvl w:ilvl="5" w:tplc="0409001B" w:tentative="1">
+      <w:start w:val="1"/>
+      <w:numFmt w:val="lowerRoman"/>
+      <w:lvlText w:val="%6."/>
+      <w:lvlJc w:val="right"/>
+      <w:pPr>
+        <w:ind w:left="4320" w:hanging="180"/>
+      </w:pPr>
+    </w:lvl>
+    <w:lvl w:ilvl="6" w:tplc="0409000F" w:tentative="1">
+      <w:start w:val="1"/>
+      <w:numFmt w:val="decimal"/>
+      <w:lvlText w:val="%7."/>
+      <w:lvlJc w:val="left"/>
+      <w:pPr>
+        <w:ind w:left="5040" w:hanging="360"/>
+      </w:pPr>
+    </w:lvl>
+    <w:lvl w:ilvl="7" w:tplc="04090019" w:tentative="1">
+      <w:start w:val="1"/>
+      <w:numFmt w:val="lowerLetter"/>
+      <w:lvlText w:val="%8."/>
+      <w:lvlJc w:val="left"/>
+      <w:pPr>
+        <w:ind w:left="5760" w:hanging="360"/>
+      </w:pPr>
+    </w:lvl>
+    <w:lvl w:ilvl="8" w:tplc="0409001B" w:tentative="1">
+      <w:start w:val="1"/>
+      <w:numFmt w:val="lowerRoman"/>
+      <w:lvlText w:val="%9."/>
+      <w:lvlJc w:val="right"/>
+      <w:pPr>
+        <w:ind w:left="6480" w:hanging="180"/>
+      </w:pPr>
+    </w:lvl>
+  </w:abstractNum>
   <w:num w:numId="1" w16cid:durableId="1847789148">
     <w:abstractNumId w:val="0"/>
+  </w:num>
+  <w:num w:numId="2" w16cid:durableId="1804233172">
+    <w:abstractNumId w:val="1"/>
   </w:num>
 </w:numbering>
 </file>
